--- a/downloads/documents/05 Materials/Unit 02/Slides/Slides 02.15 - Reading the News Why Prices Move.docx
+++ b/downloads/documents/05 Materials/Unit 02/Slides/Slides 02.15 - Reading the News Why Prices Move.docx
@@ -6,9 +6,9 @@
       <w:pPr>
         <w:pStyle w:val="Heading1"/>
       </w:pPr>
-      <w:bookmarkStart w:id="20" w:name="X576bc77d59ce0c218e4a611b40eacc2225fa62b"/>
-      <w:r>
-        <w:t xml:space="preserve">Slides 02.15: Reading the News: Why Prices Move</w:t>
+      <w:bookmarkStart w:id="20" w:name="X563337f0be61dc90c12403d42d51bfaf9e73131"/>
+      <w:r>
+        <w:t xml:space="preserve">Slides 2.15: Reading the News: Why Prices Move</w:t>
       </w:r>
       <w:bookmarkEnd w:id="20"/>
     </w:p>

--- a/downloads/documents/05 Materials/Unit 02/Slides/Slides 02.15 - Reading the News Why Prices Move.docx
+++ b/downloads/documents/05 Materials/Unit 02/Slides/Slides 02.15 - Reading the News Why Prices Move.docx
@@ -17,7 +17,19 @@
         <w:pStyle w:val="FirstParagraph"/>
       </w:pPr>
       <w:r>
-        <w:t xml:space="preserve">Lesson 2.15, two days. Day 1: slides 1 to 9. Day 2: slides 10 to 18.</w:t>
+        <w:t xml:space="preserve">Lesson 2.15, two days. Day 1: slides 1 to 9. Day 2: slides 10 to 18. Every dispatch line is from page 3 of</w:t>
+      </w:r>
+      <w:r>
+        <w:t xml:space="preserve"> </w:t>
+      </w:r>
+      <w:r>
+        <w:rPr>
+          <w:rStyle w:val="VerbatimChar"/>
+        </w:rPr>
+        <w:t xml:space="preserve">Handout 02.14 - The Gilded Age Market Kit.md</w:t>
+      </w:r>
+      <w:r>
+        <w:t xml:space="preserve">; the hype headlines on slides 10 and 11 are mine, written for the game.</w:t>
       </w:r>
     </w:p>
     <w:p>
@@ -39,7 +51,7 @@
         <w:pStyle w:val="Compact"/>
       </w:pPr>
       <w:r>
-        <w:t xml:space="preserve">Today’s dispatch from window 7, shown in full.</w:t>
+        <w:t xml:space="preserve">The Round 2 dispatch, 1882, shown in full.</w:t>
       </w:r>
     </w:p>
     <w:p>
@@ -51,22 +63,22 @@
         <w:pStyle w:val="Compact"/>
       </w:pPr>
       <w:r>
-        <w:t xml:space="preserve">Read it. Write: what happened, and which venture cares.</w:t>
-      </w:r>
-      <w:r>
-        <w:t xml:space="preserve"> </w:t>
-      </w:r>
-      <w:r>
-        <w:t xml:space="preserve">Notes: 4 minutes. Cold call three for the venture. Then advance to window 7 live and watch the ticker.</w:t>
+        <w:t xml:space="preserve">Read it again. Write: what happened, and which companies care.</w:t>
+      </w:r>
+      <w:r>
+        <w:t xml:space="preserve"> </w:t>
+      </w:r>
+      <w:r>
+        <w:t xml:space="preserve">Notes: 4 minutes. Cold call three for the companies: OIL, ELEC, RAIL. Then point at the price table.</w:t>
       </w:r>
     </w:p>
     <w:p>
       <w:pPr>
         <w:pStyle w:val="Heading2"/>
       </w:pPr>
-      <w:bookmarkStart w:id="22" w:name="slide-2-why-did-that-price-just-move"/>
-      <w:r>
-        <w:t xml:space="preserve">Slide 2: Why did that price just move?</w:t>
+      <w:bookmarkStart w:id="22" w:name="slide-2-why-did-those-prices-move"/>
+      <w:r>
+        <w:t xml:space="preserve">Slide 2: Why did those prices move?</w:t>
       </w:r>
       <w:bookmarkEnd w:id="22"/>
     </w:p>
@@ -79,7 +91,7 @@
         <w:pStyle w:val="Compact"/>
       </w:pPr>
       <w:r>
-        <w:t xml:space="preserve">A few hundred people read the same words you did.</w:t>
+        <w:t xml:space="preserve">RAIL: 50, 30, 45. OIL: 10, 12, 30.</w:t>
       </w:r>
     </w:p>
     <w:p>
@@ -91,7 +103,7 @@
         <w:pStyle w:val="Compact"/>
       </w:pPr>
       <w:r>
-        <w:t xml:space="preserve">They decided the same thing at the same time.</w:t>
+        <w:t xml:space="preserve">Nobody in this room made those numbers.</w:t>
       </w:r>
     </w:p>
     <w:p>
@@ -103,13 +115,25 @@
         <w:pStyle w:val="Compact"/>
       </w:pPr>
       <w:r>
-        <w:t xml:space="preserve">Today: read the news faster than they do, and know when the news is lying.</w:t>
-      </w:r>
-      <w:r>
-        <w:t xml:space="preserve"> </w:t>
-      </w:r>
-      <w:r>
-        <w:t xml:space="preserve">Image: a crowd of small figures all looking at one newspaper, with an arrow going up next to one of them.</w:t>
+        <w:t xml:space="preserve">A great many people heard news like this and decided the same thing at the same time.</w:t>
+      </w:r>
+    </w:p>
+    <w:p>
+      <w:pPr>
+        <w:numPr>
+          <w:ilvl w:val="0"/>
+          <w:numId w:val="1002"/>
+        </w:numPr>
+        <w:pStyle w:val="Compact"/>
+      </w:pPr>
+      <w:r>
+        <w:t xml:space="preserve">Today: read the news the way they did, and know when the news is lying.</w:t>
+      </w:r>
+      <w:r>
+        <w:t xml:space="preserve"> </w:t>
+      </w:r>
+      <w:r>
+        <w:t xml:space="preserve">Image: a crowd of men in hats around a newspaper stand, 1880s, one pointing at the front page.</w:t>
       </w:r>
     </w:p>
     <w:p>
@@ -131,7 +155,7 @@
         <w:pStyle w:val="Compact"/>
       </w:pPr>
       <w:r>
-        <w:t xml:space="preserve">A venture has a fixed number of units for sale.</w:t>
+        <w:t xml:space="preserve">A company has a set number of shares.</w:t>
       </w:r>
     </w:p>
     <w:p>
@@ -186,9 +210,9 @@
       <w:pPr>
         <w:pStyle w:val="Heading2"/>
       </w:pPr>
-      <w:bookmarkStart w:id="24" w:name="slide-4-the-four-dispatch-families"/>
-      <w:r>
-        <w:t xml:space="preserve">Slide 4: The four dispatch families</w:t>
+      <w:bookmarkStart w:id="24" w:name="X2a7f8e8e286ea45f373eaf58a8b14fb10c1cda5"/>
+      <w:r>
+        <w:t xml:space="preserve">Slide 4: Four kinds of news you have already heard</w:t>
       </w:r>
       <w:bookmarkEnd w:id="24"/>
     </w:p>
@@ -201,7 +225,7 @@
         <w:pStyle w:val="Compact"/>
       </w:pPr>
       <w:r>
-        <w:t xml:space="preserve">Weather moves Meadowgold.</w:t>
+        <w:t xml:space="preserve">A bank fails and the borrowing stops: RAIL fell from 50 to 30 in 1873.</w:t>
       </w:r>
     </w:p>
     <w:p>
@@ -213,7 +237,7 @@
         <w:pStyle w:val="Compact"/>
       </w:pPr>
       <w:r>
-        <w:t xml:space="preserve">Exploration news moves Sparkstone and Cloudberry.</w:t>
+        <w:t xml:space="preserve">People still need light: OIL and GAS rose a little in the same panic.</w:t>
       </w:r>
     </w:p>
     <w:p>
@@ -225,7 +249,7 @@
         <w:pStyle w:val="Compact"/>
       </w:pPr>
       <w:r>
-        <w:t xml:space="preserve">Royal decrees move Crown Seal and the Iron Vault.</w:t>
+        <w:t xml:space="preserve">One company controls almost all of a thing: OIL rose from 12 to 30 in 1882.</w:t>
       </w:r>
     </w:p>
     <w:p>
@@ -237,7 +261,7 @@
         <w:pStyle w:val="Compact"/>
       </w:pPr>
       <w:r>
-        <w:t xml:space="preserve">The seasons move Willowbrook.</w:t>
+        <w:t xml:space="preserve">A new invention arrives: ELEC joined the board at 25 in 1882.</w:t>
       </w:r>
     </w:p>
     <w:p>
@@ -249,28 +273,22 @@
         <w:pStyle w:val="Compact"/>
       </w:pPr>
       <w:r>
-        <w:t xml:space="preserve">The Honeypot ignores the news.</w:t>
-      </w:r>
-      <w:r>
-        <w:t xml:space="preserve"> </w:t>
-      </w:r>
-      <w:r>
-        <w:t xml:space="preserve">Image: four small icons: a storm cloud, a compass, a crown, a leaf; and a honey jar with earmuffs.</w:t>
-      </w:r>
-      <w:r>
-        <w:t xml:space="preserve"> </w:t>
-      </w:r>
-      <w:r>
-        <w:t xml:space="preserve">Notes: From the ClassroomStreet Merchant’s Handbook.</w:t>
+        <w:t xml:space="preserve">The bank ignores the news.</w:t>
+      </w:r>
+      <w:r>
+        <w:t xml:space="preserve"> </w:t>
+      </w:r>
+      <w:r>
+        <w:t xml:space="preserve">Image: four small drawings: a closed bank door, a lit kerosene lamp, an oil barrel with a crown on it, a light bulb.</w:t>
       </w:r>
     </w:p>
     <w:p>
       <w:pPr>
         <w:pStyle w:val="Heading2"/>
       </w:pPr>
-      <w:bookmarkStart w:id="25" w:name="X617450d2ed92a7df01e08628e854684cd5d3c01"/>
-      <w:r>
-        <w:t xml:space="preserve">Slide 5: Part A: match the news to the price</w:t>
+      <w:bookmarkStart w:id="25" w:name="slide-5-the-three-tests-for-a-headline"/>
+      <w:r>
+        <w:t xml:space="preserve">Slide 5: The three tests for a headline</w:t>
       </w:r>
       <w:bookmarkEnd w:id="25"/>
     </w:p>
@@ -283,7 +301,43 @@
         <w:pStyle w:val="Compact"/>
       </w:pPr>
       <w:r>
-        <w:t xml:space="preserve">Eight news cards. Eight price changes, shuffled.</w:t>
+        <w:t xml:space="preserve">Who says it? A named company, a court, Congress, a dated report passes.</w:t>
+      </w:r>
+      <w:r>
+        <w:t xml:space="preserve"> </w:t>
+      </w:r>
+      <w:r>
+        <w:t xml:space="preserve">“</w:t>
+      </w:r>
+      <w:r>
+        <w:t xml:space="preserve">Everyone</w:t>
+      </w:r>
+      <w:r>
+        <w:t xml:space="preserve">”</w:t>
+      </w:r>
+      <w:r>
+        <w:t xml:space="preserve"> </w:t>
+      </w:r>
+      <w:r>
+        <w:t xml:space="preserve">or</w:t>
+      </w:r>
+      <w:r>
+        <w:t xml:space="preserve"> </w:t>
+      </w:r>
+      <w:r>
+        <w:t xml:space="preserve">“</w:t>
+      </w:r>
+      <w:r>
+        <w:t xml:space="preserve">insiders</w:t>
+      </w:r>
+      <w:r>
+        <w:t xml:space="preserve">”</w:t>
+      </w:r>
+      <w:r>
+        <w:t xml:space="preserve"> </w:t>
+      </w:r>
+      <w:r>
+        <w:t xml:space="preserve">or nobody fails.</w:t>
       </w:r>
     </w:p>
     <w:p>
@@ -295,7 +349,7 @@
         <w:pStyle w:val="Compact"/>
       </w:pPr>
       <w:r>
-        <w:t xml:space="preserve">Match each card to the change it caused.</w:t>
+        <w:t xml:space="preserve">Is there a number? A date, a percent, a count, an amount passes. No number fails.</w:t>
       </w:r>
     </w:p>
     <w:p>
@@ -307,6 +361,118 @@
         <w:pStyle w:val="Compact"/>
       </w:pPr>
       <w:r>
+        <w:t xml:space="preserve">Does it tell you to hurry? No rush words passes.</w:t>
+      </w:r>
+      <w:r>
+        <w:t xml:space="preserve"> </w:t>
+      </w:r>
+      <w:r>
+        <w:t xml:space="preserve">“</w:t>
+      </w:r>
+      <w:r>
+        <w:t xml:space="preserve">Now,</w:t>
+      </w:r>
+      <w:r>
+        <w:t xml:space="preserve">”</w:t>
+      </w:r>
+      <w:r>
+        <w:t xml:space="preserve"> </w:t>
+      </w:r>
+      <w:r>
+        <w:t xml:space="preserve">“</w:t>
+      </w:r>
+      <w:r>
+        <w:t xml:space="preserve">last chance,</w:t>
+      </w:r>
+      <w:r>
+        <w:t xml:space="preserve">”</w:t>
+      </w:r>
+      <w:r>
+        <w:t xml:space="preserve"> </w:t>
+      </w:r>
+      <w:r>
+        <w:t xml:space="preserve">“</w:t>
+      </w:r>
+      <w:r>
+        <w:t xml:space="preserve">before it is too late</w:t>
+      </w:r>
+      <w:r>
+        <w:t xml:space="preserve">”</w:t>
+      </w:r>
+      <w:r>
+        <w:t xml:space="preserve"> </w:t>
+      </w:r>
+      <w:r>
+        <w:t xml:space="preserve">fails.</w:t>
+      </w:r>
+    </w:p>
+    <w:p>
+      <w:pPr>
+        <w:numPr>
+          <w:ilvl w:val="0"/>
+          <w:numId w:val="1005"/>
+        </w:numPr>
+        <w:pStyle w:val="Compact"/>
+      </w:pPr>
+      <w:r>
+        <w:t xml:space="preserve">Two or three passes: probably a fact. Zero or one: hype.</w:t>
+      </w:r>
+      <w:r>
+        <w:t xml:space="preserve"> </w:t>
+      </w:r>
+      <w:r>
+        <w:t xml:space="preserve">Image: three icons in a row: a mouth, a number sign, a running figure with a red X.</w:t>
+      </w:r>
+      <w:r>
+        <w:t xml:space="preserve"> </w:t>
+      </w:r>
+      <w:r>
+        <w:t xml:space="preserve">Notes: Copy the tests. Tomorrow we use them. Today we only learn them.</w:t>
+      </w:r>
+    </w:p>
+    <w:p>
+      <w:pPr>
+        <w:pStyle w:val="Heading2"/>
+      </w:pPr>
+      <w:bookmarkStart w:id="26" w:name="X37ad51222b100964a53521de6c5b8f23a3345bb"/>
+      <w:r>
+        <w:t xml:space="preserve">Slide 6: Part A: match the news to the price</w:t>
+      </w:r>
+      <w:bookmarkEnd w:id="26"/>
+    </w:p>
+    <w:p>
+      <w:pPr>
+        <w:numPr>
+          <w:ilvl w:val="0"/>
+          <w:numId w:val="1006"/>
+        </w:numPr>
+        <w:pStyle w:val="Compact"/>
+      </w:pPr>
+      <w:r>
+        <w:t xml:space="preserve">Eight pieces of the dispatches from 1873 and 1882. Eight price moves from the board, shuffled.</w:t>
+      </w:r>
+    </w:p>
+    <w:p>
+      <w:pPr>
+        <w:numPr>
+          <w:ilvl w:val="0"/>
+          <w:numId w:val="1006"/>
+        </w:numPr>
+        <w:pStyle w:val="Compact"/>
+      </w:pPr>
+      <w:r>
+        <w:t xml:space="preserve">Match each card to the move it caused.</w:t>
+      </w:r>
+    </w:p>
+    <w:p>
+      <w:pPr>
+        <w:numPr>
+          <w:ilvl w:val="0"/>
+          <w:numId w:val="1006"/>
+        </w:numPr>
+        <w:pStyle w:val="Compact"/>
+      </w:pPr>
+      <w:r>
         <w:t xml:space="preserve">Write the sentence: "___ happened, so more people wanted to buy / sell ___, so the price went up / down."</w:t>
       </w:r>
     </w:p>
@@ -314,70 +480,202 @@
       <w:pPr>
         <w:numPr>
           <w:ilvl w:val="0"/>
-          <w:numId w:val="1005"/>
-        </w:numPr>
-        <w:pStyle w:val="Compact"/>
-      </w:pPr>
-      <w:r>
-        <w:t xml:space="preserve">Pairs. 10 minutes.</w:t>
-      </w:r>
-      <w:r>
-        <w:t xml:space="preserve"> </w:t>
-      </w:r>
-      <w:r>
-        <w:t xml:space="preserve">Notes: Circulate with the clipboard: six of eight matched, direction named.</w:t>
+          <w:numId w:val="1006"/>
+        </w:numPr>
+        <w:pStyle w:val="Compact"/>
+      </w:pPr>
+      <w:r>
+        <w:t xml:space="preserve">Pairs. 8 minutes.</w:t>
+      </w:r>
+      <w:r>
+        <w:t xml:space="preserve"> </w:t>
+      </w:r>
+      <w:r>
+        <w:t xml:space="preserve">Notes: Circulate with the clipboard: six of eight matched, direction named. Debrief Jay Cooke and RAIL, then the two cards about light.</w:t>
       </w:r>
     </w:p>
     <w:p>
       <w:pPr>
         <w:pStyle w:val="Heading2"/>
       </w:pPr>
-      <w:bookmarkStart w:id="26" w:name="X437a46f083b21ec069cff62827fdafd354eba1f"/>
-      <w:r>
-        <w:t xml:space="preserve">Slide 6: Debrief: the one most pairs missed</w:t>
-      </w:r>
-      <w:bookmarkEnd w:id="26"/>
-    </w:p>
-    <w:p>
-      <w:pPr>
-        <w:numPr>
-          <w:ilvl w:val="0"/>
-          <w:numId w:val="1006"/>
-        </w:numPr>
-        <w:pStyle w:val="Compact"/>
-      </w:pPr>
-      <w:r>
-        <w:t xml:space="preserve">Card 6: a rumor about the Iron Vault. The Vault said it was false.</w:t>
-      </w:r>
-    </w:p>
-    <w:p>
-      <w:pPr>
-        <w:numPr>
-          <w:ilvl w:val="0"/>
-          <w:numId w:val="1006"/>
-        </w:numPr>
-        <w:pStyle w:val="Compact"/>
-      </w:pPr>
-      <w:r>
-        <w:t xml:space="preserve">The price still fell 2 percent. Why?</w:t>
-      </w:r>
-    </w:p>
-    <w:p>
-      <w:pPr>
-        <w:numPr>
-          <w:ilvl w:val="0"/>
-          <w:numId w:val="1006"/>
-        </w:numPr>
-        <w:pStyle w:val="Compact"/>
-      </w:pPr>
-      <w:r>
-        <w:t xml:space="preserve">A price is what people think today, not what is true.</w:t>
-      </w:r>
-      <w:r>
-        <w:t xml:space="preserve"> </w:t>
-      </w:r>
-      <w:r>
-        <w:t xml:space="preserve">Image: an iron door with a small crack drawn in, and a speech bubble that says</w:t>
+      <w:bookmarkStart w:id="27" w:name="slide-7-round-3.-the-year-is-1893."/>
+      <w:r>
+        <w:t xml:space="preserve">Slide 7: Round 3. The year is 1893.</w:t>
+      </w:r>
+      <w:bookmarkEnd w:id="27"/>
+    </w:p>
+    <w:p>
+      <w:pPr>
+        <w:numPr>
+          <w:ilvl w:val="0"/>
+          <w:numId w:val="1007"/>
+        </w:numPr>
+        <w:pStyle w:val="Compact"/>
+      </w:pPr>
+      <w:r>
+        <w:t xml:space="preserve">Before the prices go up: one prediction on Entry 3. Which company on my ledger is most at risk if there is another panic, and why? Use the card.</w:t>
+      </w:r>
+    </w:p>
+    <w:p>
+      <w:pPr>
+        <w:numPr>
+          <w:ilvl w:val="0"/>
+          <w:numId w:val="1007"/>
+        </w:numPr>
+        <w:pStyle w:val="Compact"/>
+      </w:pPr>
+      <w:r>
+        <w:t xml:space="preserve">Then: pay the bank, fill the column, work out your total. Then the dispatch.</w:t>
+      </w:r>
+    </w:p>
+    <w:p>
+      <w:pPr>
+        <w:numPr>
+          <w:ilvl w:val="0"/>
+          <w:numId w:val="1007"/>
+        </w:numPr>
+        <w:pStyle w:val="Compact"/>
+      </w:pPr>
+      <w:r>
+        <w:t xml:space="preserve">Question from the dispatch: a friend who put every dollar into railroads, and a friend who split it four ways. Which one is still standing?</w:t>
+      </w:r>
+      <w:r>
+        <w:t xml:space="preserve"> </w:t>
+      </w:r>
+      <w:r>
+        <w:t xml:space="preserve">Image: a locked bank door with a crowd outside it, 1893.</w:t>
+      </w:r>
+      <w:r>
+        <w:t xml:space="preserve"> </w:t>
+      </w:r>
+      <w:r>
+        <w:t xml:space="preserve">Notes: 10 minutes. Prices: RAIL 25, OIL 28, GAS 24, ELEC 10. Read the Round 3 dispatch after the totals are done. Four minutes of trading.</w:t>
+      </w:r>
+    </w:p>
+    <w:p>
+      <w:pPr>
+        <w:pStyle w:val="Heading2"/>
+      </w:pPr>
+      <w:bookmarkStart w:id="28" w:name="slide-8-entry-3"/>
+      <w:r>
+        <w:t xml:space="preserve">Slide 8: Entry 3</w:t>
+      </w:r>
+      <w:bookmarkEnd w:id="28"/>
+    </w:p>
+    <w:p>
+      <w:pPr>
+        <w:numPr>
+          <w:ilvl w:val="0"/>
+          <w:numId w:val="1008"/>
+        </w:numPr>
+        <w:pStyle w:val="Compact"/>
+      </w:pPr>
+      <w:r>
+        <w:t xml:space="preserve">What I did. Why (name the dispatch). What happened.</w:t>
+      </w:r>
+    </w:p>
+    <w:p>
+      <w:pPr>
+        <w:numPr>
+          <w:ilvl w:val="0"/>
+          <w:numId w:val="1008"/>
+        </w:numPr>
+        <w:pStyle w:val="Compact"/>
+      </w:pPr>
+      <w:r>
+        <w:t xml:space="preserve">Plus: the prediction I made today and whether it came true.</w:t>
+      </w:r>
+    </w:p>
+    <w:p>
+      <w:pPr>
+        <w:numPr>
+          <w:ilvl w:val="0"/>
+          <w:numId w:val="1008"/>
+        </w:numPr>
+        <w:pStyle w:val="Compact"/>
+      </w:pPr>
+      <w:r>
+        <w:t xml:space="preserve">My total at the bell, in dollars.</w:t>
+      </w:r>
+      <w:r>
+        <w:t xml:space="preserve"> </w:t>
+      </w:r>
+      <w:r>
+        <w:t xml:space="preserve">Notes: 6 minutes.</w:t>
+      </w:r>
+    </w:p>
+    <w:p>
+      <w:pPr>
+        <w:pStyle w:val="Heading2"/>
+      </w:pPr>
+      <w:bookmarkStart w:id="29" w:name="slide-9-closure-day-1"/>
+      <w:r>
+        <w:t xml:space="preserve">Slide 9: Closure (Day 1)</w:t>
+      </w:r>
+      <w:bookmarkEnd w:id="29"/>
+    </w:p>
+    <w:p>
+      <w:pPr>
+        <w:numPr>
+          <w:ilvl w:val="0"/>
+          <w:numId w:val="1009"/>
+        </w:numPr>
+        <w:pStyle w:val="Compact"/>
+      </w:pPr>
+      <w:r>
+        <w:t xml:space="preserve">Two investors read the prediction line.</w:t>
+      </w:r>
+    </w:p>
+    <w:p>
+      <w:pPr>
+        <w:numPr>
+          <w:ilvl w:val="0"/>
+          <w:numId w:val="1009"/>
+        </w:numPr>
+        <w:pStyle w:val="Compact"/>
+      </w:pPr>
+      <w:r>
+        <w:t xml:space="preserve">Exit card: one company from today’s dispatch, the price move it caused, and whether you predicted it.</w:t>
+      </w:r>
+    </w:p>
+    <w:p>
+      <w:pPr>
+        <w:numPr>
+          <w:ilvl w:val="0"/>
+          <w:numId w:val="1009"/>
+        </w:numPr>
+        <w:pStyle w:val="Compact"/>
+      </w:pPr>
+      <w:r>
+        <w:t xml:space="preserve">Tomorrow: how to tell when the news is lying.</w:t>
+      </w:r>
+      <w:r>
+        <w:t xml:space="preserve"> </w:t>
+      </w:r>
+      <w:r>
+        <w:t xml:space="preserve">Notes: 4 minutes.</w:t>
+      </w:r>
+    </w:p>
+    <w:p>
+      <w:pPr>
+        <w:pStyle w:val="Heading2"/>
+      </w:pPr>
+      <w:bookmarkStart w:id="30" w:name="slide-10-do-now-day-2"/>
+      <w:r>
+        <w:t xml:space="preserve">Slide 10: Do now (Day 2)</w:t>
+      </w:r>
+      <w:bookmarkEnd w:id="30"/>
+    </w:p>
+    <w:p>
+      <w:pPr>
+        <w:numPr>
+          <w:ilvl w:val="0"/>
+          <w:numId w:val="1010"/>
+        </w:numPr>
+        <w:pStyle w:val="Compact"/>
+      </w:pPr>
+      <w:r>
+        <w:t xml:space="preserve">Headline A:</w:t>
       </w:r>
       <w:r>
         <w:t xml:space="preserve"> </w:t>
@@ -386,7 +684,7 @@
         <w:t xml:space="preserve">“</w:t>
       </w:r>
       <w:r>
-        <w:t xml:space="preserve">rumor.</w:t>
+        <w:t xml:space="preserve">In February 1893 the Philadelphia and Reading Railroad, one of the biggest, goes bankrupt.</w:t>
       </w:r>
       <w:r>
         <w:t xml:space="preserve">”</w:t>
@@ -394,112 +692,416 @@
     </w:p>
     <w:p>
       <w:pPr>
+        <w:numPr>
+          <w:ilvl w:val="0"/>
+          <w:numId w:val="1010"/>
+        </w:numPr>
+        <w:pStyle w:val="Compact"/>
+      </w:pPr>
+      <w:r>
+        <w:t xml:space="preserve">Headline B:</w:t>
+      </w:r>
+      <w:r>
+        <w:t xml:space="preserve"> </w:t>
+      </w:r>
+      <w:r>
+        <w:t xml:space="preserve">“</w:t>
+      </w:r>
+      <w:r>
+        <w:t xml:space="preserve">RAILROADS ARE FINISHED. Everyone is selling. Get out NOW before you lose it all.</w:t>
+      </w:r>
+      <w:r>
+        <w:t xml:space="preserve">”</w:t>
+      </w:r>
+    </w:p>
+    <w:p>
+      <w:pPr>
+        <w:numPr>
+          <w:ilvl w:val="0"/>
+          <w:numId w:val="1010"/>
+        </w:numPr>
+        <w:pStyle w:val="Compact"/>
+      </w:pPr>
+      <w:r>
+        <w:t xml:space="preserve">Which one would you trust with your money? One reason.</w:t>
+      </w:r>
+      <w:r>
+        <w:t xml:space="preserve"> </w:t>
+      </w:r>
+      <w:r>
+        <w:t xml:space="preserve">Notes: 4 minutes. Headline A is the first line of the Round 3 dispatch. Headline B is mine.</w:t>
+      </w:r>
+    </w:p>
+    <w:p>
+      <w:pPr>
         <w:pStyle w:val="Heading2"/>
       </w:pPr>
-      <w:bookmarkStart w:id="27" w:name="slide-7-trading-window"/>
-      <w:r>
-        <w:t xml:space="preserve">Slide 7: Trading window</w:t>
-      </w:r>
-      <w:bookmarkEnd w:id="27"/>
-    </w:p>
-    <w:p>
-      <w:pPr>
-        <w:numPr>
-          <w:ilvl w:val="0"/>
-          <w:numId w:val="1007"/>
-        </w:numPr>
-        <w:pStyle w:val="Compact"/>
-      </w:pPr>
-      <w:r>
-        <w:t xml:space="preserve">Windows 8 to 12 open now, one at a time.</w:t>
-      </w:r>
-    </w:p>
-    <w:p>
-      <w:pPr>
-        <w:numPr>
-          <w:ilvl w:val="0"/>
-          <w:numId w:val="1007"/>
-        </w:numPr>
-        <w:pStyle w:val="Compact"/>
-      </w:pPr>
-      <w:r>
-        <w:t xml:space="preserve">Before each click: who does this dispatch affect? Which way?</w:t>
-      </w:r>
-    </w:p>
-    <w:p>
-      <w:pPr>
-        <w:numPr>
-          <w:ilvl w:val="0"/>
-          <w:numId w:val="1007"/>
-        </w:numPr>
-        <w:pStyle w:val="Compact"/>
-      </w:pPr>
-      <w:r>
-        <w:t xml:space="preserve">Predict, then watch. Then trade or hold.</w:t>
-      </w:r>
-    </w:p>
-    <w:p>
-      <w:pPr>
-        <w:numPr>
-          <w:ilvl w:val="0"/>
-          <w:numId w:val="1007"/>
-        </w:numPr>
-        <w:pStyle w:val="Compact"/>
-      </w:pPr>
-      <w:r>
-        <w:t xml:space="preserve">Note every trade on Entry 3.</w:t>
-      </w:r>
-      <w:r>
-        <w:t xml:space="preserve"> </w:t>
-      </w:r>
-      <w:r>
-        <w:t xml:space="preserve">Notes: 10 minutes. One click every two minutes. Read every headline aloud.</w:t>
+      <w:bookmarkStart w:id="31" w:name="slide-11-score-the-do-now"/>
+      <w:r>
+        <w:t xml:space="preserve">Slide 11: Score the do now</w:t>
+      </w:r>
+      <w:bookmarkEnd w:id="31"/>
+    </w:p>
+    <w:p>
+      <w:pPr>
+        <w:numPr>
+          <w:ilvl w:val="0"/>
+          <w:numId w:val="1011"/>
+        </w:numPr>
+        <w:pStyle w:val="Compact"/>
+      </w:pPr>
+      <w:r>
+        <w:t xml:space="preserve">Headline A: a named railroad, a date, no hurry. Three. Fact.</w:t>
+      </w:r>
+    </w:p>
+    <w:p>
+      <w:pPr>
+        <w:numPr>
+          <w:ilvl w:val="0"/>
+          <w:numId w:val="1011"/>
+        </w:numPr>
+        <w:pStyle w:val="Compact"/>
+      </w:pPr>
+      <w:r>
+        <w:t xml:space="preserve">Headline B: nobody, no number,</w:t>
+      </w:r>
+      <w:r>
+        <w:t xml:space="preserve"> </w:t>
+      </w:r>
+      <w:r>
+        <w:t xml:space="preserve">“</w:t>
+      </w:r>
+      <w:r>
+        <w:t xml:space="preserve">NOW.</w:t>
+      </w:r>
+      <w:r>
+        <w:t xml:space="preserve">”</w:t>
+      </w:r>
+      <w:r>
+        <w:t xml:space="preserve"> </w:t>
+      </w:r>
+      <w:r>
+        <w:t xml:space="preserve">Zero. Hype.</w:t>
+      </w:r>
+    </w:p>
+    <w:p>
+      <w:pPr>
+        <w:numPr>
+          <w:ilvl w:val="0"/>
+          <w:numId w:val="1011"/>
+        </w:numPr>
+        <w:pStyle w:val="Compact"/>
+      </w:pPr>
+      <w:r>
+        <w:t xml:space="preserve">A headline that tells you to hurry was written by someone who wants your money to move today.</w:t>
+      </w:r>
+      <w:r>
+        <w:t xml:space="preserve"> </w:t>
+      </w:r>
+      <w:r>
+        <w:t xml:space="preserve">Notes: Say the last line slowly. It is the real-life rule.</w:t>
       </w:r>
     </w:p>
     <w:p>
       <w:pPr>
         <w:pStyle w:val="Heading2"/>
       </w:pPr>
-      <w:bookmarkStart w:id="28" w:name="slide-8-entry-3"/>
-      <w:r>
-        <w:t xml:space="preserve">Slide 8: Entry 3</w:t>
-      </w:r>
-      <w:bookmarkEnd w:id="28"/>
-    </w:p>
-    <w:p>
-      <w:pPr>
-        <w:numPr>
-          <w:ilvl w:val="0"/>
-          <w:numId w:val="1008"/>
-        </w:numPr>
-        <w:pStyle w:val="Compact"/>
-      </w:pPr>
-      <w:r>
-        <w:t xml:space="preserve">What I did. Why (name the dispatch). What happened.</w:t>
-      </w:r>
-    </w:p>
-    <w:p>
-      <w:pPr>
-        <w:numPr>
-          <w:ilvl w:val="0"/>
-          <w:numId w:val="1008"/>
-        </w:numPr>
-        <w:pStyle w:val="Compact"/>
-      </w:pPr>
-      <w:r>
-        <w:t xml:space="preserve">Plus: one prediction I made today and whether it came true.</w:t>
-      </w:r>
-    </w:p>
-    <w:p>
-      <w:pPr>
-        <w:numPr>
-          <w:ilvl w:val="0"/>
-          <w:numId w:val="1008"/>
-        </w:numPr>
-        <w:pStyle w:val="Compact"/>
-      </w:pPr>
-      <w:r>
-        <w:t xml:space="preserve">My total fortune at the bell.</w:t>
+      <w:bookmarkStart w:id="32" w:name="slide-12-one-from-the-present"/>
+      <w:r>
+        <w:t xml:space="preserve">Slide 12: One from the present</w:t>
+      </w:r>
+      <w:bookmarkEnd w:id="32"/>
+    </w:p>
+    <w:p>
+      <w:pPr>
+        <w:numPr>
+          <w:ilvl w:val="0"/>
+          <w:numId w:val="1012"/>
+        </w:numPr>
+        <w:pStyle w:val="Compact"/>
+      </w:pPr>
+      <w:r>
+        <w:t xml:space="preserve">A post online:</w:t>
+      </w:r>
+      <w:r>
+        <w:t xml:space="preserve"> </w:t>
+      </w:r>
+      <w:r>
+        <w:t xml:space="preserve">“</w:t>
+      </w:r>
+      <w:r>
+        <w:t xml:space="preserve">This stock is going to the moon. Everyone is buying. Do not miss it.</w:t>
+      </w:r>
+      <w:r>
+        <w:t xml:space="preserve">”</w:t>
+      </w:r>
+    </w:p>
+    <w:p>
+      <w:pPr>
+        <w:numPr>
+          <w:ilvl w:val="0"/>
+          <w:numId w:val="1012"/>
+        </w:numPr>
+        <w:pStyle w:val="Compact"/>
+      </w:pPr>
+      <w:r>
+        <w:t xml:space="preserve">Who says it? Is there a number? Does it tell you to hurry?</w:t>
+      </w:r>
+    </w:p>
+    <w:p>
+      <w:pPr>
+        <w:numPr>
+          <w:ilvl w:val="0"/>
+          <w:numId w:val="1012"/>
+        </w:numPr>
+        <w:pStyle w:val="Compact"/>
+      </w:pPr>
+      <w:r>
+        <w:t xml:space="preserve">Same test. Same answer. 1893 or today.</w:t>
+      </w:r>
+      <w:r>
+        <w:t xml:space="preserve"> </w:t>
+      </w:r>
+      <w:r>
+        <w:t xml:space="preserve">Image: a drawn phone screen with a rocket post and no name on the account.</w:t>
+      </w:r>
+      <w:r>
+        <w:t xml:space="preserve"> </w:t>
+      </w:r>
+      <w:r>
+        <w:t xml:space="preserve">Notes: No real company names. Students will supply their own; do not confirm any.</w:t>
+      </w:r>
+    </w:p>
+    <w:p>
+      <w:pPr>
+        <w:pStyle w:val="Heading2"/>
+      </w:pPr>
+      <w:bookmarkStart w:id="33" w:name="slide-13-part-b-fact-or-hype-sort"/>
+      <w:r>
+        <w:t xml:space="preserve">Slide 13: Part B: fact or hype sort</w:t>
+      </w:r>
+      <w:bookmarkEnd w:id="33"/>
+    </w:p>
+    <w:p>
+      <w:pPr>
+        <w:numPr>
+          <w:ilvl w:val="0"/>
+          <w:numId w:val="1013"/>
+        </w:numPr>
+        <w:pStyle w:val="Compact"/>
+      </w:pPr>
+      <w:r>
+        <w:t xml:space="preserve">Six headlines from 1893. Three are pieces of the real dispatches. Three are made up to sound urgent.</w:t>
+      </w:r>
+    </w:p>
+    <w:p>
+      <w:pPr>
+        <w:numPr>
+          <w:ilvl w:val="0"/>
+          <w:numId w:val="1013"/>
+        </w:numPr>
+        <w:pStyle w:val="Compact"/>
+      </w:pPr>
+      <w:r>
+        <w:t xml:space="preserve">Score each on the three tests. Label fact or hype.</w:t>
+      </w:r>
+    </w:p>
+    <w:p>
+      <w:pPr>
+        <w:numPr>
+          <w:ilvl w:val="0"/>
+          <w:numId w:val="1013"/>
+        </w:numPr>
+        <w:pStyle w:val="Compact"/>
+      </w:pPr>
+      <w:r>
+        <w:t xml:space="preserve">For each fact: what would a careful investor do? Buy, sell, hold, or wait for more.</w:t>
+      </w:r>
+    </w:p>
+    <w:p>
+      <w:pPr>
+        <w:numPr>
+          <w:ilvl w:val="0"/>
+          <w:numId w:val="1013"/>
+        </w:numPr>
+        <w:pStyle w:val="Compact"/>
+      </w:pPr>
+      <w:r>
+        <w:t xml:space="preserve">Pairs. 9 minutes.</w:t>
+      </w:r>
+    </w:p>
+    <w:p>
+      <w:pPr>
+        <w:pStyle w:val="Heading2"/>
+      </w:pPr>
+      <w:bookmarkStart w:id="34" w:name="slide-14-debrief-headline-3"/>
+      <w:r>
+        <w:t xml:space="preserve">Slide 14: Debrief: headline 3</w:t>
+      </w:r>
+      <w:bookmarkEnd w:id="34"/>
+    </w:p>
+    <w:p>
+      <w:pPr>
+        <w:numPr>
+          <w:ilvl w:val="0"/>
+          <w:numId w:val="1014"/>
+        </w:numPr>
+        <w:pStyle w:val="Compact"/>
+      </w:pPr>
+      <w:r>
+        <w:t xml:space="preserve">“</w:t>
+      </w:r>
+      <w:r>
+        <w:t xml:space="preserve">General Electric, formed only last year when Edison’s company merged with a rival, watches its stock fall to a fraction of its price.</w:t>
+      </w:r>
+      <w:r>
+        <w:t xml:space="preserve">”</w:t>
+      </w:r>
+    </w:p>
+    <w:p>
+      <w:pPr>
+        <w:numPr>
+          <w:ilvl w:val="0"/>
+          <w:numId w:val="1014"/>
+        </w:numPr>
+        <w:pStyle w:val="Compact"/>
+      </w:pPr>
+      <w:r>
+        <w:t xml:space="preserve">Fact. Bad news. And a careful investor might hold, or even buy a little.</w:t>
+      </w:r>
+    </w:p>
+    <w:p>
+      <w:pPr>
+        <w:numPr>
+          <w:ilvl w:val="0"/>
+          <w:numId w:val="1014"/>
+        </w:numPr>
+        <w:pStyle w:val="Compact"/>
+      </w:pPr>
+      <w:r>
+        <w:t xml:space="preserve">Why? The stock fell. The dispatch does not say the company closed.</w:t>
+      </w:r>
+      <w:r>
+        <w:t xml:space="preserve"> </w:t>
+      </w:r>
+      <w:r>
+        <w:t xml:space="preserve">Image: an early light bulb, lit, on a dark background.</w:t>
+      </w:r>
+    </w:p>
+    <w:p>
+      <w:pPr>
+        <w:pStyle w:val="Heading2"/>
+      </w:pPr>
+      <w:bookmarkStart w:id="35" w:name="X1c2ad0c5e0af84625e47b5cc3374e42bbf5d73c"/>
+      <w:r>
+        <w:t xml:space="preserve">Slide 15: Round 4, 1901. The first billion dollar company.</w:t>
+      </w:r>
+      <w:bookmarkEnd w:id="35"/>
+    </w:p>
+    <w:p>
+      <w:pPr>
+        <w:numPr>
+          <w:ilvl w:val="0"/>
+          <w:numId w:val="1015"/>
+        </w:numPr>
+        <w:pStyle w:val="Compact"/>
+      </w:pPr>
+      <w:r>
+        <w:t xml:space="preserve">Pay the bank first. Fill the column: RAIL 60, OIL 40, GAS 30, ELEC 40, and a new line, STEEL 40.</w:t>
+      </w:r>
+    </w:p>
+    <w:p>
+      <w:pPr>
+        <w:numPr>
+          <w:ilvl w:val="0"/>
+          <w:numId w:val="1015"/>
+        </w:numPr>
+        <w:pStyle w:val="Compact"/>
+      </w:pPr>
+      <w:r>
+        <w:t xml:space="preserve">Work out your total. Then the dispatch.</w:t>
+      </w:r>
+    </w:p>
+    <w:p>
+      <w:pPr>
+        <w:numPr>
+          <w:ilvl w:val="0"/>
+          <w:numId w:val="1015"/>
+        </w:numPr>
+        <w:pStyle w:val="Compact"/>
+      </w:pPr>
+      <w:r>
+        <w:t xml:space="preserve">One investor runs the three tests on the dispatch’s first sentence out loud.</w:t>
+      </w:r>
+    </w:p>
+    <w:p>
+      <w:pPr>
+        <w:numPr>
+          <w:ilvl w:val="0"/>
+          <w:numId w:val="1015"/>
+        </w:numPr>
+        <w:pStyle w:val="Compact"/>
+      </w:pPr>
+      <w:r>
+        <w:t xml:space="preserve">Question from the dispatch: US Steel is brand new and enormous. Is new and enormous the same as safe?</w:t>
+      </w:r>
+      <w:r>
+        <w:t xml:space="preserve"> </w:t>
+      </w:r>
+      <w:r>
+        <w:t xml:space="preserve">Image: a steel mill at night with sparks, 1901.</w:t>
+      </w:r>
+      <w:r>
+        <w:t xml:space="preserve"> </w:t>
+      </w:r>
+      <w:r>
+        <w:t xml:space="preserve">Notes: 10 minutes. Read the Round 4 dispatch after the totals are done. Four minutes of trading.</w:t>
+      </w:r>
+    </w:p>
+    <w:p>
+      <w:pPr>
+        <w:pStyle w:val="Heading2"/>
+      </w:pPr>
+      <w:bookmarkStart w:id="36" w:name="slide-16-entry-4"/>
+      <w:r>
+        <w:t xml:space="preserve">Slide 16: Entry 4</w:t>
+      </w:r>
+      <w:bookmarkEnd w:id="36"/>
+    </w:p>
+    <w:p>
+      <w:pPr>
+        <w:numPr>
+          <w:ilvl w:val="0"/>
+          <w:numId w:val="1016"/>
+        </w:numPr>
+        <w:pStyle w:val="Compact"/>
+      </w:pPr>
+      <w:r>
+        <w:t xml:space="preserve">What I did. Why. What happened.</w:t>
+      </w:r>
+    </w:p>
+    <w:p>
+      <w:pPr>
+        <w:numPr>
+          <w:ilvl w:val="0"/>
+          <w:numId w:val="1016"/>
+        </w:numPr>
+        <w:pStyle w:val="Compact"/>
+      </w:pPr>
+      <w:r>
+        <w:t xml:space="preserve">Plus: one headline I ignored today and which test it failed.</w:t>
+      </w:r>
+    </w:p>
+    <w:p>
+      <w:pPr>
+        <w:numPr>
+          <w:ilvl w:val="0"/>
+          <w:numId w:val="1016"/>
+        </w:numPr>
+        <w:pStyle w:val="Compact"/>
+      </w:pPr>
+      <w:r>
+        <w:t xml:space="preserve">My total at the bell, in dollars.</w:t>
       </w:r>
       <w:r>
         <w:t xml:space="preserve"> </w:t>
@@ -512,636 +1114,58 @@
       <w:pPr>
         <w:pStyle w:val="Heading2"/>
       </w:pPr>
-      <w:bookmarkStart w:id="29" w:name="slide-9-closure-day-1"/>
-      <w:r>
-        <w:t xml:space="preserve">Slide 9: Closure (Day 1)</w:t>
-      </w:r>
-      <w:bookmarkEnd w:id="29"/>
-    </w:p>
-    <w:p>
-      <w:pPr>
-        <w:numPr>
-          <w:ilvl w:val="0"/>
-          <w:numId w:val="1009"/>
-        </w:numPr>
-        <w:pStyle w:val="Compact"/>
-      </w:pPr>
-      <w:r>
-        <w:t xml:space="preserve">Two merchants read the prediction line.</w:t>
-      </w:r>
-    </w:p>
-    <w:p>
-      <w:pPr>
-        <w:numPr>
-          <w:ilvl w:val="0"/>
-          <w:numId w:val="1009"/>
-        </w:numPr>
-        <w:pStyle w:val="Compact"/>
-      </w:pPr>
-      <w:r>
-        <w:t xml:space="preserve">Exit card: one dispatch from today, the price change it caused, and whether you predicted it.</w:t>
-      </w:r>
-    </w:p>
-    <w:p>
-      <w:pPr>
-        <w:numPr>
-          <w:ilvl w:val="0"/>
-          <w:numId w:val="1009"/>
-        </w:numPr>
-        <w:pStyle w:val="Compact"/>
-      </w:pPr>
-      <w:r>
-        <w:t xml:space="preserve">Tomorrow: how to tell when the news is lying.</w:t>
-      </w:r>
-      <w:r>
-        <w:t xml:space="preserve"> </w:t>
-      </w:r>
-      <w:r>
-        <w:t xml:space="preserve">Notes: 4 minutes.</w:t>
+      <w:bookmarkStart w:id="37" w:name="slide-17-the-rule-you-keep"/>
+      <w:r>
+        <w:t xml:space="preserve">Slide 17: The rule you keep</w:t>
+      </w:r>
+      <w:bookmarkEnd w:id="37"/>
+    </w:p>
+    <w:p>
+      <w:pPr>
+        <w:numPr>
+          <w:ilvl w:val="0"/>
+          <w:numId w:val="1017"/>
+        </w:numPr>
+        <w:pStyle w:val="Compact"/>
+      </w:pPr>
+      <w:r>
+        <w:t xml:space="preserve">Prices first. Then the story. Then the decision.</w:t>
+      </w:r>
+    </w:p>
+    <w:p>
+      <w:pPr>
+        <w:numPr>
+          <w:ilvl w:val="0"/>
+          <w:numId w:val="1017"/>
+        </w:numPr>
+        <w:pStyle w:val="Compact"/>
+      </w:pPr>
+      <w:r>
+        <w:t xml:space="preserve">Two of three tests failed: it is hype. Do nothing.</w:t>
+      </w:r>
+    </w:p>
+    <w:p>
+      <w:pPr>
+        <w:numPr>
+          <w:ilvl w:val="0"/>
+          <w:numId w:val="1017"/>
+        </w:numPr>
+        <w:pStyle w:val="Compact"/>
+      </w:pPr>
+      <w:r>
+        <w:t xml:space="preserve">Nobody has to trade. Holding is a decision.</w:t>
+      </w:r>
+      <w:r>
+        <w:t xml:space="preserve"> </w:t>
+      </w:r>
+      <w:r>
+        <w:t xml:space="preserve">Image: a ledger page, a folded newspaper, and a pencil.</w:t>
       </w:r>
     </w:p>
     <w:p>
       <w:pPr>
         <w:pStyle w:val="Heading2"/>
       </w:pPr>
-      <w:bookmarkStart w:id="30" w:name="slide-10-do-now-day-2"/>
-      <w:r>
-        <w:t xml:space="preserve">Slide 10: Do now (Day 2)</w:t>
-      </w:r>
-      <w:bookmarkEnd w:id="30"/>
-    </w:p>
-    <w:p>
-      <w:pPr>
-        <w:numPr>
-          <w:ilvl w:val="0"/>
-          <w:numId w:val="1010"/>
-        </w:numPr>
-        <w:pStyle w:val="Compact"/>
-      </w:pPr>
-      <w:r>
-        <w:t xml:space="preserve">Headline A:</w:t>
-      </w:r>
-      <w:r>
-        <w:t xml:space="preserve"> </w:t>
-      </w:r>
-      <w:r>
-        <w:t xml:space="preserve">“</w:t>
-      </w:r>
-      <w:r>
-        <w:t xml:space="preserve">Cloudberry reports a delayed expedition; costs up 8 percent.</w:t>
-      </w:r>
-      <w:r>
-        <w:t xml:space="preserve">”</w:t>
-      </w:r>
-    </w:p>
-    <w:p>
-      <w:pPr>
-        <w:numPr>
-          <w:ilvl w:val="0"/>
-          <w:numId w:val="1010"/>
-        </w:numPr>
-        <w:pStyle w:val="Compact"/>
-      </w:pPr>
-      <w:r>
-        <w:t xml:space="preserve">Headline B:</w:t>
-      </w:r>
-      <w:r>
-        <w:t xml:space="preserve"> </w:t>
-      </w:r>
-      <w:r>
-        <w:t xml:space="preserve">“</w:t>
-      </w:r>
-      <w:r>
-        <w:t xml:space="preserve">Cloudberry about to EXPLODE, insiders say get in NOW.</w:t>
-      </w:r>
-      <w:r>
-        <w:t xml:space="preserve">”</w:t>
-      </w:r>
-    </w:p>
-    <w:p>
-      <w:pPr>
-        <w:numPr>
-          <w:ilvl w:val="0"/>
-          <w:numId w:val="1010"/>
-        </w:numPr>
-        <w:pStyle w:val="Compact"/>
-      </w:pPr>
-      <w:r>
-        <w:t xml:space="preserve">Which one would you trust with your money? One reason.</w:t>
-      </w:r>
-      <w:r>
-        <w:t xml:space="preserve"> </w:t>
-      </w:r>
-      <w:r>
-        <w:t xml:space="preserve">Notes: 4 minutes.</w:t>
-      </w:r>
-    </w:p>
-    <w:p>
-      <w:pPr>
-        <w:pStyle w:val="Heading2"/>
-      </w:pPr>
-      <w:bookmarkStart w:id="31" w:name="slide-11-fact-or-hype-the-three-tests"/>
-      <w:r>
-        <w:t xml:space="preserve">Slide 11: Fact or hype: the three tests</w:t>
-      </w:r>
-      <w:bookmarkEnd w:id="31"/>
-    </w:p>
-    <w:p>
-      <w:pPr>
-        <w:numPr>
-          <w:ilvl w:val="0"/>
-          <w:numId w:val="1011"/>
-        </w:numPr>
-        <w:pStyle w:val="Compact"/>
-      </w:pPr>
-      <w:r>
-        <w:t xml:space="preserve">Who says it? A named source passes.</w:t>
-      </w:r>
-      <w:r>
-        <w:t xml:space="preserve"> </w:t>
-      </w:r>
-      <w:r>
-        <w:t xml:space="preserve">“</w:t>
-      </w:r>
-      <w:r>
-        <w:t xml:space="preserve">Insiders</w:t>
-      </w:r>
-      <w:r>
-        <w:t xml:space="preserve">”</w:t>
-      </w:r>
-      <w:r>
-        <w:t xml:space="preserve"> </w:t>
-      </w:r>
-      <w:r>
-        <w:t xml:space="preserve">or nobody fails.</w:t>
-      </w:r>
-    </w:p>
-    <w:p>
-      <w:pPr>
-        <w:numPr>
-          <w:ilvl w:val="0"/>
-          <w:numId w:val="1011"/>
-        </w:numPr>
-        <w:pStyle w:val="Compact"/>
-      </w:pPr>
-      <w:r>
-        <w:t xml:space="preserve">Is there a number? A percent, a date, an amount passes. No number fails.</w:t>
-      </w:r>
-    </w:p>
-    <w:p>
-      <w:pPr>
-        <w:numPr>
-          <w:ilvl w:val="0"/>
-          <w:numId w:val="1011"/>
-        </w:numPr>
-        <w:pStyle w:val="Compact"/>
-      </w:pPr>
-      <w:r>
-        <w:t xml:space="preserve">Does it tell you to hurry? No rush words passes.</w:t>
-      </w:r>
-      <w:r>
-        <w:t xml:space="preserve"> </w:t>
-      </w:r>
-      <w:r>
-        <w:t xml:space="preserve">“</w:t>
-      </w:r>
-      <w:r>
-        <w:t xml:space="preserve">Now,</w:t>
-      </w:r>
-      <w:r>
-        <w:t xml:space="preserve">”</w:t>
-      </w:r>
-      <w:r>
-        <w:t xml:space="preserve"> </w:t>
-      </w:r>
-      <w:r>
-        <w:t xml:space="preserve">“</w:t>
-      </w:r>
-      <w:r>
-        <w:t xml:space="preserve">last chance,</w:t>
-      </w:r>
-      <w:r>
-        <w:t xml:space="preserve">”</w:t>
-      </w:r>
-      <w:r>
-        <w:t xml:space="preserve"> </w:t>
-      </w:r>
-      <w:r>
-        <w:t xml:space="preserve">“</w:t>
-      </w:r>
-      <w:r>
-        <w:t xml:space="preserve">everyone is</w:t>
-      </w:r>
-      <w:r>
-        <w:t xml:space="preserve">”</w:t>
-      </w:r>
-      <w:r>
-        <w:t xml:space="preserve"> </w:t>
-      </w:r>
-      <w:r>
-        <w:t xml:space="preserve">fails.</w:t>
-      </w:r>
-    </w:p>
-    <w:p>
-      <w:pPr>
-        <w:numPr>
-          <w:ilvl w:val="0"/>
-          <w:numId w:val="1011"/>
-        </w:numPr>
-        <w:pStyle w:val="Compact"/>
-      </w:pPr>
-      <w:r>
-        <w:t xml:space="preserve">Two or three passes: probably a fact. Zero or one: hype.</w:t>
-      </w:r>
-      <w:r>
-        <w:t xml:space="preserve"> </w:t>
-      </w:r>
-      <w:r>
-        <w:t xml:space="preserve">Image: three icons in a row: a mouth, a number sign, a running figure with a red X.</w:t>
-      </w:r>
-    </w:p>
-    <w:p>
-      <w:pPr>
-        <w:pStyle w:val="Heading2"/>
-      </w:pPr>
-      <w:bookmarkStart w:id="32" w:name="slide-12-score-the-do-now"/>
-      <w:r>
-        <w:t xml:space="preserve">Slide 12: Score the do now</w:t>
-      </w:r>
-      <w:bookmarkEnd w:id="32"/>
-    </w:p>
-    <w:p>
-      <w:pPr>
-        <w:numPr>
-          <w:ilvl w:val="0"/>
-          <w:numId w:val="1012"/>
-        </w:numPr>
-        <w:pStyle w:val="Compact"/>
-      </w:pPr>
-      <w:r>
-        <w:t xml:space="preserve">Headline A: source (Cloudberry reports), number (8 percent), no hurry. Three. Fact.</w:t>
-      </w:r>
-    </w:p>
-    <w:p>
-      <w:pPr>
-        <w:numPr>
-          <w:ilvl w:val="0"/>
-          <w:numId w:val="1012"/>
-        </w:numPr>
-        <w:pStyle w:val="Compact"/>
-      </w:pPr>
-      <w:r>
-        <w:t xml:space="preserve">Headline B:</w:t>
-      </w:r>
-      <w:r>
-        <w:t xml:space="preserve"> </w:t>
-      </w:r>
-      <w:r>
-        <w:t xml:space="preserve">“</w:t>
-      </w:r>
-      <w:r>
-        <w:t xml:space="preserve">insiders,</w:t>
-      </w:r>
-      <w:r>
-        <w:t xml:space="preserve">”</w:t>
-      </w:r>
-      <w:r>
-        <w:t xml:space="preserve"> </w:t>
-      </w:r>
-      <w:r>
-        <w:t xml:space="preserve">no number,</w:t>
-      </w:r>
-      <w:r>
-        <w:t xml:space="preserve"> </w:t>
-      </w:r>
-      <w:r>
-        <w:t xml:space="preserve">“</w:t>
-      </w:r>
-      <w:r>
-        <w:t xml:space="preserve">NOW.</w:t>
-      </w:r>
-      <w:r>
-        <w:t xml:space="preserve">”</w:t>
-      </w:r>
-      <w:r>
-        <w:t xml:space="preserve"> </w:t>
-      </w:r>
-      <w:r>
-        <w:t xml:space="preserve">Zero. Hype.</w:t>
-      </w:r>
-    </w:p>
-    <w:p>
-      <w:pPr>
-        <w:numPr>
-          <w:ilvl w:val="0"/>
-          <w:numId w:val="1012"/>
-        </w:numPr>
-        <w:pStyle w:val="Compact"/>
-      </w:pPr>
-      <w:r>
-        <w:t xml:space="preserve">A headline that tells you to hurry was written by someone who wants your money to move today.</w:t>
-      </w:r>
-      <w:r>
-        <w:t xml:space="preserve"> </w:t>
-      </w:r>
-      <w:r>
-        <w:t xml:space="preserve">Notes: Say the last line slowly. It is the real-life rule.</w:t>
-      </w:r>
-    </w:p>
-    <w:p>
-      <w:pPr>
-        <w:pStyle w:val="Heading2"/>
-      </w:pPr>
-      <w:bookmarkStart w:id="33" w:name="slide-13-one-from-the-real-world"/>
-      <w:r>
-        <w:t xml:space="preserve">Slide 13: One from the real world</w:t>
-      </w:r>
-      <w:bookmarkEnd w:id="33"/>
-    </w:p>
-    <w:p>
-      <w:pPr>
-        <w:numPr>
-          <w:ilvl w:val="0"/>
-          <w:numId w:val="1013"/>
-        </w:numPr>
-        <w:pStyle w:val="Compact"/>
-      </w:pPr>
-      <w:r>
-        <w:t xml:space="preserve">A post online:</w:t>
-      </w:r>
-      <w:r>
-        <w:t xml:space="preserve"> </w:t>
-      </w:r>
-      <w:r>
-        <w:t xml:space="preserve">“</w:t>
-      </w:r>
-      <w:r>
-        <w:t xml:space="preserve">This stock is going to the moon. Everyone is buying. Do not miss it.</w:t>
-      </w:r>
-      <w:r>
-        <w:t xml:space="preserve">”</w:t>
-      </w:r>
-    </w:p>
-    <w:p>
-      <w:pPr>
-        <w:numPr>
-          <w:ilvl w:val="0"/>
-          <w:numId w:val="1013"/>
-        </w:numPr>
-        <w:pStyle w:val="Compact"/>
-      </w:pPr>
-      <w:r>
-        <w:t xml:space="preserve">Who says it? Is there a number? Does it tell you to hurry?</w:t>
-      </w:r>
-    </w:p>
-    <w:p>
-      <w:pPr>
-        <w:numPr>
-          <w:ilvl w:val="0"/>
-          <w:numId w:val="1013"/>
-        </w:numPr>
-        <w:pStyle w:val="Compact"/>
-      </w:pPr>
-      <w:r>
-        <w:t xml:space="preserve">Same test. Same answer.</w:t>
-      </w:r>
-      <w:r>
-        <w:t xml:space="preserve"> </w:t>
-      </w:r>
-      <w:r>
-        <w:t xml:space="preserve">Image: a drawn phone screen with a rocket emoji post and no name on the account.</w:t>
-      </w:r>
-      <w:r>
-        <w:t xml:space="preserve"> </w:t>
-      </w:r>
-      <w:r>
-        <w:t xml:space="preserve">Notes: No real company names. Students will supply their own; do not confirm any.</w:t>
-      </w:r>
-    </w:p>
-    <w:p>
-      <w:pPr>
-        <w:pStyle w:val="Heading2"/>
-      </w:pPr>
-      <w:bookmarkStart w:id="34" w:name="slide-14-part-b-fact-or-hype-sort"/>
-      <w:r>
-        <w:t xml:space="preserve">Slide 14: Part B: fact or hype sort</w:t>
-      </w:r>
-      <w:bookmarkEnd w:id="34"/>
-    </w:p>
-    <w:p>
-      <w:pPr>
-        <w:numPr>
-          <w:ilvl w:val="0"/>
-          <w:numId w:val="1014"/>
-        </w:numPr>
-        <w:pStyle w:val="Compact"/>
-      </w:pPr>
-      <w:r>
-        <w:t xml:space="preserve">Six headlines. Score each on the three tests.</w:t>
-      </w:r>
-    </w:p>
-    <w:p>
-      <w:pPr>
-        <w:numPr>
-          <w:ilvl w:val="0"/>
-          <w:numId w:val="1014"/>
-        </w:numPr>
-        <w:pStyle w:val="Compact"/>
-      </w:pPr>
-      <w:r>
-        <w:t xml:space="preserve">Label fact or hype.</w:t>
-      </w:r>
-    </w:p>
-    <w:p>
-      <w:pPr>
-        <w:numPr>
-          <w:ilvl w:val="0"/>
-          <w:numId w:val="1014"/>
-        </w:numPr>
-        <w:pStyle w:val="Compact"/>
-      </w:pPr>
-      <w:r>
-        <w:t xml:space="preserve">For each fact: what would a careful investor do? Buy, sell, hold, or wait for more.</w:t>
-      </w:r>
-    </w:p>
-    <w:p>
-      <w:pPr>
-        <w:numPr>
-          <w:ilvl w:val="0"/>
-          <w:numId w:val="1014"/>
-        </w:numPr>
-        <w:pStyle w:val="Compact"/>
-      </w:pPr>
-      <w:r>
-        <w:t xml:space="preserve">Pairs. 9 minutes.</w:t>
-      </w:r>
-    </w:p>
-    <w:p>
-      <w:pPr>
-        <w:pStyle w:val="Heading2"/>
-      </w:pPr>
-      <w:bookmarkStart w:id="35" w:name="slide-15-debrief-headline-6"/>
-      <w:r>
-        <w:t xml:space="preserve">Slide 15: Debrief: headline 6</w:t>
-      </w:r>
-      <w:bookmarkEnd w:id="35"/>
-    </w:p>
-    <w:p>
-      <w:pPr>
-        <w:numPr>
-          <w:ilvl w:val="0"/>
-          <w:numId w:val="1015"/>
-        </w:numPr>
-        <w:pStyle w:val="Compact"/>
-      </w:pPr>
-      <w:r>
-        <w:t xml:space="preserve">“</w:t>
-      </w:r>
-      <w:r>
-        <w:t xml:space="preserve">Willowbrook’s growers’ council reports this year’s harvest at 15 percent below last year after the frost; trees are healthy.</w:t>
-      </w:r>
-      <w:r>
-        <w:t xml:space="preserve">”</w:t>
-      </w:r>
-    </w:p>
-    <w:p>
-      <w:pPr>
-        <w:numPr>
-          <w:ilvl w:val="0"/>
-          <w:numId w:val="1015"/>
-        </w:numPr>
-        <w:pStyle w:val="Compact"/>
-      </w:pPr>
-      <w:r>
-        <w:t xml:space="preserve">Fact. Bad news. And a careful investor might hold, or even buy a little.</w:t>
-      </w:r>
-    </w:p>
-    <w:p>
-      <w:pPr>
-        <w:numPr>
-          <w:ilvl w:val="0"/>
-          <w:numId w:val="1015"/>
-        </w:numPr>
-        <w:pStyle w:val="Compact"/>
-      </w:pPr>
-      <w:r>
-        <w:t xml:space="preserve">Why? A small harvest with healthy trees is a one-season problem for a long-term venture.</w:t>
-      </w:r>
-      <w:r>
-        <w:t xml:space="preserve"> </w:t>
-      </w:r>
-      <w:r>
-        <w:t xml:space="preserve">Image: a tree with a few apples and a small frost patch on one branch.</w:t>
-      </w:r>
-    </w:p>
-    <w:p>
-      <w:pPr>
-        <w:pStyle w:val="Heading2"/>
-      </w:pPr>
-      <w:bookmarkStart w:id="36" w:name="slide-16-trading-window"/>
-      <w:r>
-        <w:t xml:space="preserve">Slide 16: Trading window</w:t>
-      </w:r>
-      <w:bookmarkEnd w:id="36"/>
-    </w:p>
-    <w:p>
-      <w:pPr>
-        <w:numPr>
-          <w:ilvl w:val="0"/>
-          <w:numId w:val="1016"/>
-        </w:numPr>
-        <w:pStyle w:val="Compact"/>
-      </w:pPr>
-      <w:r>
-        <w:t xml:space="preserve">Windows 13 to 18 open now.</w:t>
-      </w:r>
-    </w:p>
-    <w:p>
-      <w:pPr>
-        <w:numPr>
-          <w:ilvl w:val="0"/>
-          <w:numId w:val="1016"/>
-        </w:numPr>
-        <w:pStyle w:val="Compact"/>
-      </w:pPr>
-      <w:r>
-        <w:t xml:space="preserve">Before each click, one merchant runs the three tests on the headline out loud.</w:t>
-      </w:r>
-    </w:p>
-    <w:p>
-      <w:pPr>
-        <w:numPr>
-          <w:ilvl w:val="0"/>
-          <w:numId w:val="1016"/>
-        </w:numPr>
-        <w:pStyle w:val="Compact"/>
-      </w:pPr>
-      <w:r>
-        <w:t xml:space="preserve">Trade or hold. Note trades on Entry 4.</w:t>
-      </w:r>
-      <w:r>
-        <w:t xml:space="preserve"> </w:t>
-      </w:r>
-      <w:r>
-        <w:t xml:space="preserve">Notes: 10 minutes.</w:t>
-      </w:r>
-    </w:p>
-    <w:p>
-      <w:pPr>
-        <w:pStyle w:val="Heading2"/>
-      </w:pPr>
-      <w:bookmarkStart w:id="37" w:name="slide-17-entry-4"/>
-      <w:r>
-        <w:t xml:space="preserve">Slide 17: Entry 4</w:t>
-      </w:r>
-      <w:bookmarkEnd w:id="37"/>
-    </w:p>
-    <w:p>
-      <w:pPr>
-        <w:numPr>
-          <w:ilvl w:val="0"/>
-          <w:numId w:val="1017"/>
-        </w:numPr>
-        <w:pStyle w:val="Compact"/>
-      </w:pPr>
-      <w:r>
-        <w:t xml:space="preserve">What I did. Why. What happened.</w:t>
-      </w:r>
-    </w:p>
-    <w:p>
-      <w:pPr>
-        <w:numPr>
-          <w:ilvl w:val="0"/>
-          <w:numId w:val="1017"/>
-        </w:numPr>
-        <w:pStyle w:val="Compact"/>
-      </w:pPr>
-      <w:r>
-        <w:t xml:space="preserve">Plus: one headline I ignored today and which test it failed.</w:t>
-      </w:r>
-    </w:p>
-    <w:p>
-      <w:pPr>
-        <w:numPr>
-          <w:ilvl w:val="0"/>
-          <w:numId w:val="1017"/>
-        </w:numPr>
-        <w:pStyle w:val="Compact"/>
-      </w:pPr>
-      <w:r>
-        <w:t xml:space="preserve">My total fortune at the bell.</w:t>
-      </w:r>
-      <w:r>
-        <w:t xml:space="preserve"> </w:t>
-      </w:r>
-      <w:r>
-        <w:t xml:space="preserve">Notes: 6 minutes.</w:t>
-      </w:r>
-    </w:p>
-    <w:p>
-      <w:pPr>
-        <w:pStyle w:val="Heading2"/>
-      </w:pPr>
       <w:bookmarkStart w:id="38" w:name="slide-18-closure-day-2"/>
       <w:r>
         <w:t xml:space="preserve">Slide 18: Closure (Day 2)</w:t>
@@ -1169,7 +1193,7 @@
         <w:pStyle w:val="Compact"/>
       </w:pPr>
       <w:r>
-        <w:t xml:space="preserve">Three merchants read the</w:t>
+        <w:t xml:space="preserve">Three investors read the</w:t>
       </w:r>
       <w:r>
         <w:t xml:space="preserve"> </w:t>
@@ -1217,7 +1241,7 @@
     <w:sectPr>
       <w:headerReference w:type="default" r:id="rId9"/>
       <w:pgSz w:w="12240" w:h="15840"/>
-      <w:pgMar w:top="1440" w:bottom="1440" w:left="1440" w:right="1440" w:header="504"/>
+      <w:pgMar w:top="1152" w:bottom="1152" w:left="1152" w:right="1152" w:header="504"/>
     </w:sectPr>
   </w:body>
 </w:document>

--- a/downloads/documents/05 Materials/Unit 02/Slides/Slides 02.15 - Reading the News Why Prices Move.docx
+++ b/downloads/documents/05 Materials/Unit 02/Slides/Slides 02.15 - Reading the News Why Prices Move.docx
@@ -29,7 +29,7 @@
         <w:t xml:space="preserve">Handout 02.14 - The Gilded Age Market Kit.md</w:t>
       </w:r>
       <w:r>
-        <w:t xml:space="preserve">; the hype headlines on slides 10 and 11 are mine, written for the game.</w:t>
+        <w:t xml:space="preserve">; the hype headlines on slides 10, 11 and 12 are mine, written for the game.</w:t>
       </w:r>
     </w:p>
     <w:p>
@@ -203,7 +203,7 @@
         <w:t xml:space="preserve"> </w:t>
       </w:r>
       <w:r>
-        <w:t xml:space="preserve">Notes: Copy the two lines into the journal notes box.</w:t>
+        <w:t xml:space="preserve">Notes: Copy the two lines onto the journal’s My notes page.</w:t>
       </w:r>
     </w:p>
     <w:p>
@@ -525,7 +525,7 @@
         <w:pStyle w:val="Compact"/>
       </w:pPr>
       <w:r>
-        <w:t xml:space="preserve">Then: pay the bank, fill the column, work out your total. Then the dispatch.</w:t>
+        <w:t xml:space="preserve">Then: add the bank’s 3 percent, fill the column, work out your total. Then the dispatch.</w:t>
       </w:r>
     </w:p>
     <w:p>
@@ -1007,7 +1007,7 @@
         <w:pStyle w:val="Compact"/>
       </w:pPr>
       <w:r>
-        <w:t xml:space="preserve">Pay the bank first. Fill the column: RAIL 60, OIL 40, GAS 30, ELEC 40, and a new line, STEEL 40.</w:t>
+        <w:t xml:space="preserve">Add the bank’s 3 percent first. Fill the column: RAIL 60, OIL 40, GAS 30, ELEC 40, and a new line, STEEL 40.</w:t>
       </w:r>
     </w:p>
     <w:p>
